--- a/Aleksandr_Ben_Cloud_DevOps.docx
+++ b/Aleksandr_Ben_Cloud_DevOps.docx
@@ -217,7 +217,25 @@
           <w:szCs w:val="20"/>
           <w:lang w:val="en-US"/>
         </w:rPr>
-        <w:t>– personal Portfolio &amp; Resume website</w:t>
+        <w:t xml:space="preserve">– </w:t>
+      </w:r>
+      <w:r>
+        <w:rPr>
+          <w:rFonts w:ascii="Fira Sans" w:hAnsi="Fira Sans" w:cstheme="majorHAnsi"/>
+          <w:sz w:val="20"/>
+          <w:szCs w:val="20"/>
+          <w:lang w:val="en-US"/>
+        </w:rPr>
+        <w:t>P</w:t>
+      </w:r>
+      <w:r>
+        <w:rPr>
+          <w:rFonts w:ascii="Fira Sans" w:hAnsi="Fira Sans" w:cstheme="majorHAnsi"/>
+          <w:sz w:val="20"/>
+          <w:szCs w:val="20"/>
+          <w:lang w:val="en-US"/>
+        </w:rPr>
+        <w:t>ersonal Portfolio &amp; Resume website</w:t>
       </w:r>
     </w:p>
     <w:p>
@@ -351,157 +369,6 @@
           <w:lang w:val="en-US"/>
         </w:rPr>
         <w:t xml:space="preserve"> - LinkedIn Profile</w:t>
-      </w:r>
-    </w:p>
-    <w:p>
-      <w:pPr>
-        <w:spacing w:line="240" w:lineRule="auto"/>
-        <w:jc w:val="both"/>
-        <w:rPr>
-          <w:rFonts w:ascii="Fira Sans" w:hAnsi="Fira Sans" w:cstheme="majorHAnsi"/>
-          <w:sz w:val="20"/>
-          <w:szCs w:val="20"/>
-          <w:lang w:val="en-US"/>
-        </w:rPr>
-      </w:pPr>
-      <w:hyperlink r:id="rId8" w:history="1">
-        <w:r>
-          <w:rPr>
-            <w:rStyle w:val="ac"/>
-            <w:rFonts w:ascii="Cambria Math" w:hAnsi="Cambria Math" w:cs="Cambria Math"/>
-            <w:color w:val="222A35" w:themeColor="text2" w:themeShade="80"/>
-            <w:sz w:val="20"/>
-            <w:szCs w:val="20"/>
-            <w:lang w:val="en-US"/>
-          </w:rPr>
-          <w:t>↪</w:t>
-        </w:r>
-        <w:r>
-          <w:rPr>
-            <w:rStyle w:val="ac"/>
-            <w:rFonts w:ascii="Fira Sans" w:hAnsi="Fira Sans" w:cstheme="majorHAnsi"/>
-            <w:color w:val="222A35" w:themeColor="text2" w:themeShade="80"/>
-            <w:sz w:val="20"/>
-            <w:szCs w:val="20"/>
-            <w:lang w:val="en-US"/>
-          </w:rPr>
-          <w:t xml:space="preserve"> </w:t>
-        </w:r>
-        <w:r>
-          <w:rPr>
-            <w:rStyle w:val="ac"/>
-            <w:rFonts w:ascii="Fira Sans" w:hAnsi="Fira Sans" w:cstheme="majorHAnsi"/>
-            <w:color w:val="222A35" w:themeColor="text2" w:themeShade="80"/>
-            <w:sz w:val="20"/>
-            <w:szCs w:val="20"/>
-            <w:lang w:val="en-US"/>
-          </w:rPr>
-          <w:t>G</w:t>
-        </w:r>
-        <w:r>
-          <w:rPr>
-            <w:rStyle w:val="ac"/>
-            <w:rFonts w:ascii="Fira Sans" w:hAnsi="Fira Sans" w:cstheme="majorHAnsi"/>
-            <w:color w:val="222A35" w:themeColor="text2" w:themeShade="80"/>
-            <w:sz w:val="20"/>
-            <w:szCs w:val="20"/>
-            <w:lang w:val="en-US"/>
-          </w:rPr>
-          <w:t>it</w:t>
-        </w:r>
-        <w:r>
-          <w:rPr>
-            <w:rStyle w:val="ac"/>
-            <w:rFonts w:ascii="Fira Sans" w:hAnsi="Fira Sans" w:cstheme="majorHAnsi"/>
-            <w:color w:val="222A35" w:themeColor="text2" w:themeShade="80"/>
-            <w:sz w:val="20"/>
-            <w:szCs w:val="20"/>
-            <w:lang w:val="en-US"/>
-          </w:rPr>
-          <w:t>H</w:t>
-        </w:r>
-        <w:r>
-          <w:rPr>
-            <w:rStyle w:val="ac"/>
-            <w:rFonts w:ascii="Fira Sans" w:hAnsi="Fira Sans" w:cstheme="majorHAnsi"/>
-            <w:color w:val="222A35" w:themeColor="text2" w:themeShade="80"/>
-            <w:sz w:val="20"/>
-            <w:szCs w:val="20"/>
-            <w:lang w:val="en-US"/>
-          </w:rPr>
-          <w:t>ub.com</w:t>
-        </w:r>
-        <w:r>
-          <w:rPr>
-            <w:rStyle w:val="ac"/>
-            <w:rFonts w:ascii="Fira Sans" w:hAnsi="Fira Sans" w:cstheme="majorHAnsi"/>
-            <w:color w:val="222A35" w:themeColor="text2" w:themeShade="80"/>
-            <w:sz w:val="20"/>
-            <w:szCs w:val="20"/>
-            <w:lang w:val="en-US"/>
-          </w:rPr>
-          <w:t>/A</w:t>
-        </w:r>
-        <w:r>
-          <w:rPr>
-            <w:rStyle w:val="ac"/>
-            <w:rFonts w:ascii="Fira Sans" w:hAnsi="Fira Sans" w:cstheme="majorHAnsi"/>
-            <w:color w:val="222A35" w:themeColor="text2" w:themeShade="80"/>
-            <w:sz w:val="20"/>
-            <w:szCs w:val="20"/>
-            <w:lang w:val="en-US"/>
-          </w:rPr>
-          <w:t>leksandr-</w:t>
-        </w:r>
-        <w:r>
-          <w:rPr>
-            <w:rStyle w:val="ac"/>
-            <w:rFonts w:ascii="Fira Sans" w:hAnsi="Fira Sans" w:cstheme="majorHAnsi"/>
-            <w:color w:val="222A35" w:themeColor="text2" w:themeShade="80"/>
-            <w:sz w:val="20"/>
-            <w:szCs w:val="20"/>
-            <w:lang w:val="en-US"/>
-          </w:rPr>
-          <w:t>B</w:t>
-        </w:r>
-        <w:r>
-          <w:rPr>
-            <w:rStyle w:val="ac"/>
-            <w:rFonts w:ascii="Fira Sans" w:hAnsi="Fira Sans" w:cstheme="majorHAnsi"/>
-            <w:color w:val="222A35" w:themeColor="text2" w:themeShade="80"/>
-            <w:sz w:val="20"/>
-            <w:szCs w:val="20"/>
-            <w:lang w:val="en-US"/>
-          </w:rPr>
-          <w:t>en</w:t>
-        </w:r>
-      </w:hyperlink>
-      <w:r>
-        <w:rPr>
-          <w:rFonts w:ascii="Fira Sans" w:hAnsi="Fira Sans" w:cstheme="majorHAnsi"/>
-          <w:sz w:val="20"/>
-          <w:szCs w:val="20"/>
-          <w:lang w:val="en-US"/>
-        </w:rPr>
-        <w:t xml:space="preserve"> - </w:t>
-      </w:r>
-      <w:r>
-        <w:rPr>
-          <w:rFonts w:ascii="Fira Sans" w:hAnsi="Fira Sans" w:cstheme="majorHAnsi"/>
-          <w:sz w:val="20"/>
-          <w:szCs w:val="20"/>
-          <w:lang w:val="en-US"/>
-        </w:rPr>
-        <w:t>GitHub</w:t>
-      </w:r>
-      <w:r>
-        <w:rPr>
-          <w:rFonts w:ascii="Fira Sans" w:hAnsi="Fira Sans" w:cstheme="majorHAnsi"/>
-          <w:sz w:val="20"/>
-          <w:szCs w:val="20"/>
-          <w:lang w:val="en-US"/>
-        </w:rPr>
-        <w:t xml:space="preserve"> Profile</w:t>
       </w:r>
     </w:p>
     <w:p>
@@ -742,16 +609,36 @@
           <w:szCs w:val="20"/>
           <w:lang w:val="en-US"/>
         </w:rPr>
-        <w:t xml:space="preserve"> Native</w:t>
-      </w:r>
-      <w:r>
-        <w:rPr>
-          <w:rFonts w:ascii="Fira Sans" w:hAnsi="Fira Sans" w:cstheme="majorHAnsi"/>
-          <w:sz w:val="20"/>
-          <w:szCs w:val="20"/>
-          <w:lang w:val="en-US"/>
-        </w:rPr>
-        <w:t xml:space="preserve">  |  </w:t>
+        <w:t xml:space="preserve"> </w:t>
+      </w:r>
+      <w:proofErr w:type="gramStart"/>
+      <w:r>
+        <w:rPr>
+          <w:rFonts w:ascii="Fira Sans" w:hAnsi="Fira Sans" w:cstheme="majorHAnsi"/>
+          <w:sz w:val="20"/>
+          <w:szCs w:val="20"/>
+          <w:lang w:val="en-US"/>
+        </w:rPr>
+        <w:t>Native</w:t>
+      </w:r>
+      <w:r>
+        <w:rPr>
+          <w:rFonts w:ascii="Fira Sans" w:hAnsi="Fira Sans" w:cstheme="majorHAnsi"/>
+          <w:sz w:val="20"/>
+          <w:szCs w:val="20"/>
+          <w:lang w:val="en-US"/>
+        </w:rPr>
+        <w:t xml:space="preserve">  |</w:t>
+      </w:r>
+      <w:proofErr w:type="gramEnd"/>
+      <w:r>
+        <w:rPr>
+          <w:rFonts w:ascii="Fira Sans" w:hAnsi="Fira Sans" w:cstheme="majorHAnsi"/>
+          <w:sz w:val="20"/>
+          <w:szCs w:val="20"/>
+          <w:lang w:val="en-US"/>
+        </w:rPr>
+        <w:t xml:space="preserve">  </w:t>
       </w:r>
       <w:r>
         <w:rPr>
@@ -1381,71 +1268,71 @@
           <w:lang w:val="en-US"/>
         </w:rPr>
       </w:pPr>
+      <w:hyperlink r:id="rId8" w:history="1">
+        <w:r>
+          <w:rPr>
+            <w:rStyle w:val="ac"/>
+            <w:rFonts w:ascii="Cambria Math" w:hAnsi="Cambria Math" w:cs="Cambria Math"/>
+            <w:color w:val="222A35" w:themeColor="text2" w:themeShade="80"/>
+            <w:sz w:val="20"/>
+            <w:szCs w:val="20"/>
+            <w:lang w:val="en-US"/>
+          </w:rPr>
+          <w:t>↪</w:t>
+        </w:r>
+        <w:r>
+          <w:rPr>
+            <w:rStyle w:val="ac"/>
+            <w:rFonts w:ascii="Fira Sans" w:hAnsi="Fira Sans" w:cstheme="majorHAnsi"/>
+            <w:color w:val="222A35" w:themeColor="text2" w:themeShade="80"/>
+            <w:sz w:val="20"/>
+            <w:szCs w:val="20"/>
+            <w:lang w:val="en-US"/>
+          </w:rPr>
+          <w:t xml:space="preserve"> AWS</w:t>
+        </w:r>
+        <w:r>
+          <w:rPr>
+            <w:rStyle w:val="ac"/>
+            <w:rFonts w:ascii="Fira Sans" w:hAnsi="Fira Sans" w:cstheme="majorHAnsi"/>
+            <w:color w:val="222A35" w:themeColor="text2" w:themeShade="80"/>
+            <w:sz w:val="20"/>
+            <w:szCs w:val="20"/>
+            <w:lang w:val="en-US"/>
+          </w:rPr>
+          <w:t xml:space="preserve"> Solution Architect </w:t>
+        </w:r>
+        <w:r>
+          <w:rPr>
+            <w:rStyle w:val="ac"/>
+            <w:rFonts w:ascii="Fira Sans" w:hAnsi="Fira Sans" w:cstheme="majorHAnsi"/>
+            <w:color w:val="222A35" w:themeColor="text2" w:themeShade="80"/>
+            <w:sz w:val="20"/>
+            <w:szCs w:val="20"/>
+            <w:lang w:val="en-US"/>
+          </w:rPr>
+          <w:t>Associate</w:t>
+        </w:r>
+      </w:hyperlink>
+      <w:r>
+        <w:rPr>
+          <w:lang w:val="en-US"/>
+        </w:rPr>
+        <w:t xml:space="preserve"> </w:t>
+      </w:r>
+      <w:r>
+        <w:rPr>
+          <w:lang w:val="en-US"/>
+        </w:rPr>
+        <w:tab/>
+      </w:r>
+      <w:r>
+        <w:rPr>
+          <w:lang w:val="en-US"/>
+        </w:rPr>
+        <w:tab/>
+      </w:r>
       <w:hyperlink r:id="rId9" w:history="1">
-        <w:r>
-          <w:rPr>
-            <w:rStyle w:val="ac"/>
-            <w:rFonts w:ascii="Cambria Math" w:hAnsi="Cambria Math" w:cs="Cambria Math"/>
-            <w:color w:val="222A35" w:themeColor="text2" w:themeShade="80"/>
-            <w:sz w:val="20"/>
-            <w:szCs w:val="20"/>
-            <w:lang w:val="en-US"/>
-          </w:rPr>
-          <w:t>↪</w:t>
-        </w:r>
-        <w:r>
-          <w:rPr>
-            <w:rStyle w:val="ac"/>
-            <w:rFonts w:ascii="Fira Sans" w:hAnsi="Fira Sans" w:cstheme="majorHAnsi"/>
-            <w:color w:val="222A35" w:themeColor="text2" w:themeShade="80"/>
-            <w:sz w:val="20"/>
-            <w:szCs w:val="20"/>
-            <w:lang w:val="en-US"/>
-          </w:rPr>
-          <w:t xml:space="preserve"> AWS</w:t>
-        </w:r>
-        <w:r>
-          <w:rPr>
-            <w:rStyle w:val="ac"/>
-            <w:rFonts w:ascii="Fira Sans" w:hAnsi="Fira Sans" w:cstheme="majorHAnsi"/>
-            <w:color w:val="222A35" w:themeColor="text2" w:themeShade="80"/>
-            <w:sz w:val="20"/>
-            <w:szCs w:val="20"/>
-            <w:lang w:val="en-US"/>
-          </w:rPr>
-          <w:t xml:space="preserve"> Solution Architect </w:t>
-        </w:r>
-        <w:r>
-          <w:rPr>
-            <w:rStyle w:val="ac"/>
-            <w:rFonts w:ascii="Fira Sans" w:hAnsi="Fira Sans" w:cstheme="majorHAnsi"/>
-            <w:color w:val="222A35" w:themeColor="text2" w:themeShade="80"/>
-            <w:sz w:val="20"/>
-            <w:szCs w:val="20"/>
-            <w:lang w:val="en-US"/>
-          </w:rPr>
-          <w:t>Associate</w:t>
-        </w:r>
-      </w:hyperlink>
-      <w:r>
-        <w:rPr>
-          <w:lang w:val="en-US"/>
-        </w:rPr>
-        <w:t xml:space="preserve"> </w:t>
-      </w:r>
-      <w:r>
-        <w:rPr>
-          <w:lang w:val="en-US"/>
-        </w:rPr>
-        <w:tab/>
-      </w:r>
-      <w:r>
-        <w:rPr>
-          <w:lang w:val="en-US"/>
-        </w:rPr>
-        <w:tab/>
-      </w:r>
-      <w:hyperlink r:id="rId10" w:history="1">
         <w:r>
           <w:rPr>
             <w:rStyle w:val="ac"/>
@@ -1482,7 +1369,41 @@
           <w:lang w:val="en-US"/>
         </w:rPr>
       </w:pPr>
-      <w:r>
+      <w:hyperlink r:id="rId10" w:history="1">
+        <w:r>
+          <w:rPr>
+            <w:rStyle w:val="ac"/>
+            <w:rFonts w:ascii="Cambria Math" w:hAnsi="Cambria Math" w:cs="Cambria Math"/>
+            <w:color w:val="222A35" w:themeColor="text2" w:themeShade="80"/>
+            <w:sz w:val="20"/>
+            <w:szCs w:val="20"/>
+            <w:lang w:val="en-US"/>
+          </w:rPr>
+          <w:t>↪</w:t>
+        </w:r>
+        <w:r>
+          <w:rPr>
+            <w:rStyle w:val="ac"/>
+            <w:rFonts w:ascii="Fira Sans" w:hAnsi="Fira Sans" w:cstheme="majorHAnsi"/>
+            <w:color w:val="222A35" w:themeColor="text2" w:themeShade="80"/>
+            <w:sz w:val="20"/>
+            <w:szCs w:val="20"/>
+            <w:lang w:val="en-US"/>
+          </w:rPr>
+          <w:t xml:space="preserve"> Certified Kubernetes Administrator (CKA)</w:t>
+        </w:r>
+      </w:hyperlink>
+      <w:r>
+        <w:rPr>
+          <w:lang w:val="en-US"/>
+        </w:rPr>
+        <w:t xml:space="preserve"> </w:t>
+      </w:r>
+    </w:p>
+    <w:p>
+      <w:pPr>
+        <w:spacing w:line="240" w:lineRule="auto"/>
+        <w:jc w:val="both"/>
         <w:rPr>
           <w:rFonts w:ascii="Fira Sans" w:hAnsi="Fira Sans" w:cstheme="majorHAnsi"/>
           <w:color w:val="222A35" w:themeColor="text2" w:themeShade="80"/>
@@ -1490,6 +1411,15 @@
           <w:szCs w:val="20"/>
           <w:lang w:val="en-US"/>
         </w:rPr>
+      </w:pPr>
+      <w:r>
+        <w:rPr>
+          <w:rFonts w:ascii="Fira Sans" w:hAnsi="Fira Sans" w:cstheme="majorHAnsi"/>
+          <w:color w:val="222A35" w:themeColor="text2" w:themeShade="80"/>
+          <w:sz w:val="20"/>
+          <w:szCs w:val="20"/>
+          <w:lang w:val="en-US"/>
+        </w:rPr>
         <w:t>Currently pursuing</w:t>
       </w:r>
       <w:r>
@@ -1550,7 +1480,7 @@
           <w:szCs w:val="20"/>
           <w:lang w:val="en-US"/>
         </w:rPr>
-        <w:t>Certified Kubernetes Administrator (CKA)</w:t>
+        <w:t>Linux Certified System Administrator (LFCS)</w:t>
       </w:r>
       <w:r>
         <w:rPr>
@@ -3211,7 +3141,6 @@
   <w:style w:type="character" w:default="1" w:styleId="a0">
     <w:name w:val="Default Paragraph Font"/>
     <w:uiPriority w:val="1"/>
-    <w:semiHidden/>
     <w:unhideWhenUsed/>
   </w:style>
   <w:style w:type="table" w:default="1" w:styleId="a1">

--- a/Aleksandr_Ben_Cloud_DevOps.docx
+++ b/Aleksandr_Ben_Cloud_DevOps.docx
@@ -609,36 +609,16 @@
           <w:szCs w:val="20"/>
           <w:lang w:val="en-US"/>
         </w:rPr>
-        <w:t xml:space="preserve"> </w:t>
-      </w:r>
-      <w:proofErr w:type="gramStart"/>
-      <w:r>
-        <w:rPr>
-          <w:rFonts w:ascii="Fira Sans" w:hAnsi="Fira Sans" w:cstheme="majorHAnsi"/>
-          <w:sz w:val="20"/>
-          <w:szCs w:val="20"/>
-          <w:lang w:val="en-US"/>
-        </w:rPr>
-        <w:t>Native</w:t>
-      </w:r>
-      <w:r>
-        <w:rPr>
-          <w:rFonts w:ascii="Fira Sans" w:hAnsi="Fira Sans" w:cstheme="majorHAnsi"/>
-          <w:sz w:val="20"/>
-          <w:szCs w:val="20"/>
-          <w:lang w:val="en-US"/>
-        </w:rPr>
-        <w:t xml:space="preserve">  |</w:t>
-      </w:r>
-      <w:proofErr w:type="gramEnd"/>
-      <w:r>
-        <w:rPr>
-          <w:rFonts w:ascii="Fira Sans" w:hAnsi="Fira Sans" w:cstheme="majorHAnsi"/>
-          <w:sz w:val="20"/>
-          <w:szCs w:val="20"/>
-          <w:lang w:val="en-US"/>
-        </w:rPr>
-        <w:t xml:space="preserve">  </w:t>
+        <w:t xml:space="preserve"> Native</w:t>
+      </w:r>
+      <w:r>
+        <w:rPr>
+          <w:rFonts w:ascii="Fira Sans" w:hAnsi="Fira Sans" w:cstheme="majorHAnsi"/>
+          <w:sz w:val="20"/>
+          <w:szCs w:val="20"/>
+          <w:lang w:val="en-US"/>
+        </w:rPr>
+        <w:t xml:space="preserve">  |  </w:t>
       </w:r>
       <w:r>
         <w:rPr>
@@ -1332,6 +1312,58 @@
         </w:rPr>
         <w:tab/>
       </w:r>
+      <w:bookmarkStart w:id="0" w:name="_Hlk194758143"/>
+      <w:r>
+        <w:fldChar w:fldCharType="begin"/>
+      </w:r>
+      <w:r>
+        <w:rPr>
+          <w:lang w:val="en-US"/>
+        </w:rPr>
+        <w:instrText>HYPERLINK "https://www.credly.com/badges/9a2357dd-22e2-491d-88be-bbb714370c8c"</w:instrText>
+      </w:r>
+      <w:r>
+        <w:fldChar w:fldCharType="separate"/>
+      </w:r>
+      <w:r>
+        <w:rPr>
+          <w:rStyle w:val="ac"/>
+          <w:rFonts w:ascii="Cambria Math" w:hAnsi="Cambria Math" w:cs="Cambria Math"/>
+          <w:color w:val="222A35" w:themeColor="text2" w:themeShade="80"/>
+          <w:sz w:val="20"/>
+          <w:szCs w:val="20"/>
+          <w:lang w:val="en-US"/>
+        </w:rPr>
+        <w:t>↪</w:t>
+      </w:r>
+      <w:r>
+        <w:rPr>
+          <w:rStyle w:val="ac"/>
+          <w:rFonts w:ascii="Fira Sans" w:hAnsi="Fira Sans" w:cstheme="majorHAnsi"/>
+          <w:color w:val="222A35" w:themeColor="text2" w:themeShade="80"/>
+          <w:sz w:val="20"/>
+          <w:szCs w:val="20"/>
+          <w:lang w:val="en-US"/>
+        </w:rPr>
+        <w:t xml:space="preserve"> HashiCorp Terraform Associate</w:t>
+      </w:r>
+      <w:r>
+        <w:fldChar w:fldCharType="end"/>
+      </w:r>
+      <w:bookmarkEnd w:id="0"/>
+    </w:p>
+    <w:p>
+      <w:pPr>
+        <w:spacing w:line="240" w:lineRule="auto"/>
+        <w:jc w:val="both"/>
+        <w:rPr>
+          <w:rFonts w:ascii="Fira Sans" w:hAnsi="Fira Sans" w:cstheme="majorHAnsi"/>
+          <w:color w:val="222A35" w:themeColor="text2" w:themeShade="80"/>
+          <w:sz w:val="20"/>
+          <w:szCs w:val="20"/>
+          <w:lang w:val="en-US"/>
+        </w:rPr>
+      </w:pPr>
       <w:hyperlink r:id="rId9" w:history="1">
         <w:r>
           <w:rPr>
@@ -1353,7 +1385,50 @@
             <w:szCs w:val="20"/>
             <w:lang w:val="en-US"/>
           </w:rPr>
-          <w:t xml:space="preserve"> HashiCorp Terraform Associate</w:t>
+          <w:t xml:space="preserve"> Certified Kubernetes Administrator (CKA)</w:t>
+        </w:r>
+      </w:hyperlink>
+      <w:r>
+        <w:rPr>
+          <w:lang w:val="en-US"/>
+        </w:rPr>
+        <w:t xml:space="preserve"> </w:t>
+      </w:r>
+      <w:r>
+        <w:rPr>
+          <w:lang w:val="en-US"/>
+        </w:rPr>
+        <w:t xml:space="preserve">    </w:t>
+      </w:r>
+      <w:r>
+        <w:rPr>
+          <w:color w:val="222A35" w:themeColor="text2" w:themeShade="80"/>
+          <w:lang w:val="en-US"/>
+        </w:rPr>
+        <w:t xml:space="preserve"> </w:t>
+      </w:r>
+      <w:hyperlink r:id="rId10" w:history="1">
+        <w:r>
+          <w:rPr>
+            <w:rStyle w:val="ac"/>
+            <w:rFonts w:ascii="Cambria Math" w:hAnsi="Cambria Math" w:cs="Cambria Math"/>
+            <w:color w:val="222A35" w:themeColor="text2" w:themeShade="80"/>
+            <w:sz w:val="20"/>
+            <w:szCs w:val="20"/>
+            <w:lang w:val="en-US"/>
+          </w:rPr>
+          <w:t>↪</w:t>
+        </w:r>
+        <w:r>
+          <w:rPr>
+            <w:rStyle w:val="ac"/>
+            <w:rFonts w:ascii="Fira Sans" w:hAnsi="Fira Sans" w:cstheme="majorHAnsi"/>
+            <w:color w:val="222A35" w:themeColor="text2" w:themeShade="80"/>
+            <w:sz w:val="20"/>
+            <w:szCs w:val="20"/>
+            <w:lang w:val="en-US"/>
+          </w:rPr>
+          <w:t xml:space="preserve"> Certified Jenkins Engineer (CJE)</w:t>
         </w:r>
       </w:hyperlink>
     </w:p>
@@ -1369,41 +1444,37 @@
           <w:lang w:val="en-US"/>
         </w:rPr>
       </w:pPr>
-      <w:hyperlink r:id="rId10" w:history="1">
-        <w:r>
-          <w:rPr>
-            <w:rStyle w:val="ac"/>
-            <w:rFonts w:ascii="Cambria Math" w:hAnsi="Cambria Math" w:cs="Cambria Math"/>
-            <w:color w:val="222A35" w:themeColor="text2" w:themeShade="80"/>
-            <w:sz w:val="20"/>
-            <w:szCs w:val="20"/>
-            <w:lang w:val="en-US"/>
-          </w:rPr>
-          <w:t>↪</w:t>
-        </w:r>
-        <w:r>
-          <w:rPr>
-            <w:rStyle w:val="ac"/>
-            <w:rFonts w:ascii="Fira Sans" w:hAnsi="Fira Sans" w:cstheme="majorHAnsi"/>
-            <w:color w:val="222A35" w:themeColor="text2" w:themeShade="80"/>
-            <w:sz w:val="20"/>
-            <w:szCs w:val="20"/>
-            <w:lang w:val="en-US"/>
-          </w:rPr>
-          <w:t xml:space="preserve"> Certified Kubernetes Administrator (CKA)</w:t>
-        </w:r>
-      </w:hyperlink>
-      <w:r>
-        <w:rPr>
+      <w:r>
+        <w:rPr>
+          <w:rFonts w:ascii="Fira Sans" w:hAnsi="Fira Sans" w:cstheme="majorHAnsi"/>
+          <w:color w:val="222A35" w:themeColor="text2" w:themeShade="80"/>
+          <w:sz w:val="20"/>
+          <w:szCs w:val="20"/>
+          <w:lang w:val="en-US"/>
+        </w:rPr>
+        <w:t>Currently pursuing</w:t>
+      </w:r>
+      <w:r>
+        <w:rPr>
+          <w:rFonts w:ascii="Fira Sans" w:hAnsi="Fira Sans" w:cstheme="majorHAnsi"/>
+          <w:color w:val="222A35" w:themeColor="text2" w:themeShade="80"/>
+          <w:sz w:val="20"/>
+          <w:szCs w:val="20"/>
+          <w:lang w:val="en-US"/>
+        </w:rPr>
+        <w:t>:</w:t>
+      </w:r>
+      <w:r>
+        <w:rPr>
+          <w:rFonts w:ascii="Fira Sans" w:hAnsi="Fira Sans" w:cstheme="majorHAnsi"/>
+          <w:color w:val="222A35" w:themeColor="text2" w:themeShade="80"/>
+          <w:sz w:val="20"/>
+          <w:szCs w:val="20"/>
           <w:lang w:val="en-US"/>
         </w:rPr>
         <w:t xml:space="preserve"> </w:t>
       </w:r>
-    </w:p>
-    <w:p>
-      <w:pPr>
-        <w:spacing w:line="240" w:lineRule="auto"/>
-        <w:jc w:val="both"/>
+      <w:r>
         <w:rPr>
           <w:rFonts w:ascii="Fira Sans" w:hAnsi="Fira Sans" w:cstheme="majorHAnsi"/>
           <w:color w:val="222A35" w:themeColor="text2" w:themeShade="80"/>
@@ -1411,7 +1482,8 @@
           <w:szCs w:val="20"/>
           <w:lang w:val="en-US"/>
         </w:rPr>
-      </w:pPr>
+        <w:t>Linux Certified System Administrator (LFCS)</w:t>
+      </w:r>
       <w:r>
         <w:rPr>
           <w:rFonts w:ascii="Fira Sans" w:hAnsi="Fira Sans" w:cstheme="majorHAnsi"/>
@@ -1420,67 +1492,7 @@
           <w:szCs w:val="20"/>
           <w:lang w:val="en-US"/>
         </w:rPr>
-        <w:t>Currently pursuing</w:t>
-      </w:r>
-      <w:r>
-        <w:rPr>
-          <w:rFonts w:ascii="Fira Sans" w:hAnsi="Fira Sans" w:cstheme="majorHAnsi"/>
-          <w:color w:val="222A35" w:themeColor="text2" w:themeShade="80"/>
-          <w:sz w:val="20"/>
-          <w:szCs w:val="20"/>
-          <w:lang w:val="en-US"/>
-        </w:rPr>
-        <w:t>:</w:t>
-      </w:r>
-      <w:r>
-        <w:rPr>
-          <w:rFonts w:ascii="Fira Sans" w:hAnsi="Fira Sans" w:cstheme="majorHAnsi"/>
-          <w:color w:val="222A35" w:themeColor="text2" w:themeShade="80"/>
-          <w:sz w:val="20"/>
-          <w:szCs w:val="20"/>
-          <w:lang w:val="en-US"/>
-        </w:rPr>
-        <w:t xml:space="preserve"> </w:t>
-      </w:r>
-      <w:r>
-        <w:rPr>
-          <w:rFonts w:ascii="Fira Sans" w:hAnsi="Fira Sans" w:cstheme="majorHAnsi"/>
-          <w:color w:val="222A35" w:themeColor="text2" w:themeShade="80"/>
-          <w:sz w:val="20"/>
-          <w:szCs w:val="20"/>
-          <w:lang w:val="en-US"/>
-        </w:rPr>
-        <w:t>Certified Jenkins Engineer (CJE)</w:t>
-      </w:r>
-      <w:r>
-        <w:rPr>
-          <w:rFonts w:ascii="Fira Sans" w:hAnsi="Fira Sans" w:cstheme="majorHAnsi"/>
-          <w:color w:val="222A35" w:themeColor="text2" w:themeShade="80"/>
-          <w:sz w:val="20"/>
-          <w:szCs w:val="20"/>
-          <w:lang w:val="en-US"/>
-        </w:rPr>
-        <w:t xml:space="preserve"> </w:t>
-      </w:r>
-      <w:r>
-        <w:rPr>
-          <w:rFonts w:ascii="Fira Sans" w:hAnsi="Fira Sans" w:cstheme="majorHAnsi"/>
-          <w:color w:val="222A35" w:themeColor="text2" w:themeShade="80"/>
-          <w:sz w:val="20"/>
-          <w:szCs w:val="20"/>
-          <w:lang w:val="en-US"/>
-        </w:rPr>
-        <w:t xml:space="preserve">and </w:t>
-      </w:r>
-      <w:r>
-        <w:rPr>
-          <w:rFonts w:ascii="Fira Sans" w:hAnsi="Fira Sans" w:cstheme="majorHAnsi"/>
-          <w:color w:val="222A35" w:themeColor="text2" w:themeShade="80"/>
-          <w:sz w:val="20"/>
-          <w:szCs w:val="20"/>
-          <w:lang w:val="en-US"/>
-        </w:rPr>
-        <w:t>Linux Certified System Administrator (LFCS)</w:t>
+        <w:t xml:space="preserve"> and CompTIA Network+</w:t>
       </w:r>
       <w:r>
         <w:rPr>
@@ -3141,6 +3153,7 @@
   <w:style w:type="character" w:default="1" w:styleId="a0">
     <w:name w:val="Default Paragraph Font"/>
     <w:uiPriority w:val="1"/>
+    <w:semiHidden/>
     <w:unhideWhenUsed/>
   </w:style>
   <w:style w:type="table" w:default="1" w:styleId="a1">

--- a/Aleksandr_Ben_Cloud_DevOps.docx
+++ b/Aleksandr_Ben_Cloud_DevOps.docx
@@ -1356,13 +1356,6 @@
       <w:pPr>
         <w:spacing w:line="240" w:lineRule="auto"/>
         <w:jc w:val="both"/>
-        <w:rPr>
-          <w:rFonts w:ascii="Fira Sans" w:hAnsi="Fira Sans" w:cstheme="majorHAnsi"/>
-          <w:color w:val="222A35" w:themeColor="text2" w:themeShade="80"/>
-          <w:sz w:val="20"/>
-          <w:szCs w:val="20"/>
-          <w:lang w:val="en-US"/>
-        </w:rPr>
       </w:pPr>
       <w:hyperlink r:id="rId9" w:history="1">
         <w:r>
@@ -1444,6 +1437,30 @@
           <w:lang w:val="en-US"/>
         </w:rPr>
       </w:pPr>
+      <w:hyperlink r:id="rId11" w:history="1">
+        <w:r>
+          <w:rPr>
+            <w:rStyle w:val="ac"/>
+            <w:rFonts w:ascii="Cambria Math" w:hAnsi="Cambria Math" w:cs="Cambria Math"/>
+            <w:color w:val="222A35" w:themeColor="text2" w:themeShade="80"/>
+            <w:sz w:val="20"/>
+            <w:szCs w:val="20"/>
+            <w:lang w:val="en-US"/>
+          </w:rPr>
+          <w:t>↪</w:t>
+        </w:r>
+        <w:r>
+          <w:rPr>
+            <w:rStyle w:val="ac"/>
+            <w:rFonts w:ascii="Fira Sans" w:hAnsi="Fira Sans" w:cstheme="majorHAnsi"/>
+            <w:color w:val="222A35" w:themeColor="text2" w:themeShade="80"/>
+            <w:sz w:val="20"/>
+            <w:szCs w:val="20"/>
+            <w:lang w:val="en-US"/>
+          </w:rPr>
+          <w:t xml:space="preserve"> Linux System Administrator (LFCS)</w:t>
+        </w:r>
+      </w:hyperlink>
       <w:r>
         <w:rPr>
           <w:rFonts w:ascii="Fira Sans" w:hAnsi="Fira Sans" w:cstheme="majorHAnsi"/>
@@ -1452,6 +1469,16 @@
           <w:szCs w:val="20"/>
           <w:lang w:val="en-US"/>
         </w:rPr>
+        <w:t xml:space="preserve">                 </w:t>
+      </w:r>
+      <w:r>
+        <w:rPr>
+          <w:rFonts w:ascii="Fira Sans" w:hAnsi="Fira Sans" w:cstheme="majorHAnsi"/>
+          <w:color w:val="222A35" w:themeColor="text2" w:themeShade="80"/>
+          <w:sz w:val="20"/>
+          <w:szCs w:val="20"/>
+          <w:lang w:val="en-US"/>
+        </w:rPr>
         <w:t>Currently pursuing</w:t>
       </w:r>
       <w:r>
@@ -1472,27 +1499,7 @@
           <w:szCs w:val="20"/>
           <w:lang w:val="en-US"/>
         </w:rPr>
-        <w:t xml:space="preserve"> </w:t>
-      </w:r>
-      <w:r>
-        <w:rPr>
-          <w:rFonts w:ascii="Fira Sans" w:hAnsi="Fira Sans" w:cstheme="majorHAnsi"/>
-          <w:color w:val="222A35" w:themeColor="text2" w:themeShade="80"/>
-          <w:sz w:val="20"/>
-          <w:szCs w:val="20"/>
-          <w:lang w:val="en-US"/>
-        </w:rPr>
-        <w:t>Linux Certified System Administrator (LFCS)</w:t>
-      </w:r>
-      <w:r>
-        <w:rPr>
-          <w:rFonts w:ascii="Fira Sans" w:hAnsi="Fira Sans" w:cstheme="majorHAnsi"/>
-          <w:color w:val="222A35" w:themeColor="text2" w:themeShade="80"/>
-          <w:sz w:val="20"/>
-          <w:szCs w:val="20"/>
-          <w:lang w:val="en-US"/>
-        </w:rPr>
-        <w:t xml:space="preserve"> and CompTIA Network+</w:t>
+        <w:t xml:space="preserve"> CompTIA Network+</w:t>
       </w:r>
       <w:r>
         <w:rPr>
@@ -1648,7 +1655,7 @@
           <w:lang w:val="en-US"/>
         </w:rPr>
       </w:pPr>
-      <w:hyperlink r:id="rId11" w:history="1">
+      <w:hyperlink r:id="rId12" w:history="1">
         <w:r>
           <w:rPr>
             <w:rStyle w:val="ac"/>
@@ -1775,7 +1782,7 @@
           <w:lang w:val="en-US"/>
         </w:rPr>
       </w:pPr>
-      <w:hyperlink r:id="rId12" w:history="1">
+      <w:hyperlink r:id="rId13" w:history="1">
         <w:r>
           <w:rPr>
             <w:rStyle w:val="ac"/>
@@ -1919,7 +1926,7 @@
           <w:lang w:val="en-US"/>
         </w:rPr>
       </w:pPr>
-      <w:hyperlink r:id="rId13" w:history="1">
+      <w:hyperlink r:id="rId14" w:history="1">
         <w:r>
           <w:rPr>
             <w:rStyle w:val="ac"/>
